--- a/articles/finished/HocThuyetYNiem-vn.docx
+++ b/articles/finished/HocThuyetYNiem-vn.docx
@@ -257,7 +257,7 @@
             <w:rPr>
               <w:noProof/>
             </w:rPr>
-            <w:t>(Nguyen, Tàng thức và phân tâm học, 2020)</w:t>
+            <w:t>(Nguyen L. , Tàng thức và phân tâm học, 2020)</w:t>
           </w:r>
           <w:r>
             <w:fldChar w:fldCharType="end"/>
@@ -287,7 +287,7 @@
             <w:rPr>
               <w:noProof/>
             </w:rPr>
-            <w:t xml:space="preserve"> (Nguyen, Trí tuệ luận, 2023)</w:t>
+            <w:t>(Nguyen L. , Trí tuệ luận, 2023)</w:t>
           </w:r>
           <w:r>
             <w:fldChar w:fldCharType="end"/>
@@ -649,14 +649,17 @@
         <w:rPr>
           <w:i/>
         </w:rPr>
-        <w:t>đối tượng quan sát</w:t>
-      </w:r>
-      <w:r>
-        <w:t xml:space="preserve"> bên ngoài </w:t>
-      </w:r>
-      <w:r>
+        <w:t xml:space="preserve">đối tượng </w:t>
+      </w:r>
+      <w:r>
+        <w:rPr>
+          <w:i/>
+        </w:rPr>
         <w:lastRenderedPageBreak/>
-        <w:t>nên ý niệm “con người” tư biện rằng nó là khái niệm/ý niệm thích đáng</w:t>
+        <w:t>quan sát</w:t>
+      </w:r>
+      <w:r>
+        <w:t xml:space="preserve"> bên ngoài nên ý niệm “con người” tư biện rằng nó là khái niệm/ý niệm thích đáng</w:t>
       </w:r>
       <w:r>
         <w:t xml:space="preserve">, </w:t>
@@ -674,7 +677,19 @@
         <w:t>tinh thần khách quan</w:t>
       </w:r>
       <w:r>
-        <w:t xml:space="preserve"> không phải đối tượng quan sát mà là cơ sở của thích đáng, là môi trường của thích đáng</w:t>
+        <w:t xml:space="preserve"> không </w:t>
+      </w:r>
+      <w:r>
+        <w:t>những là</w:t>
+      </w:r>
+      <w:r>
+        <w:t xml:space="preserve"> đối tượng quan sát mà </w:t>
+      </w:r>
+      <w:r>
+        <w:t xml:space="preserve">còn </w:t>
+      </w:r>
+      <w:r>
+        <w:t>là cơ sở của thích đáng, là môi trường của thích đáng</w:t>
       </w:r>
       <w:r>
         <w:t>. Sự tự</w:t>
@@ -775,7 +790,13 @@
         <w:t>.</w:t>
       </w:r>
       <w:r>
-        <w:t xml:space="preserve"> Như vậy mẹo lừa lý tính này dẫn đến lập luận rằng chân lý tức những ý niệm </w:t>
+        <w:t xml:space="preserve"> Như vậy mẹo lừa lý tính này dẫn đến lập luận rằng chân lý tức những </w:t>
+      </w:r>
+      <w:r>
+        <w:t>khái</w:t>
+      </w:r>
+      <w:r>
+        <w:t xml:space="preserve"> niệm </w:t>
       </w:r>
       <w:r>
         <w:t>“</w:t>
@@ -793,7 +814,13 @@
         <w:t>hạn</w:t>
       </w:r>
       <w:r>
-        <w:t xml:space="preserve"> những nguyên lý/ý niệm uyên nguyên. </w:t>
+        <w:t xml:space="preserve"> những nguyên lý/</w:t>
+      </w:r>
+      <w:r>
+        <w:t>khái</w:t>
+      </w:r>
+      <w:r>
+        <w:t xml:space="preserve"> niệm uyên nguyên. </w:t>
       </w:r>
       <w:r>
         <w:t>Trong vế thứ hai “cái gì hiện thực thì hợp lý tính”, Hegel muốn đề cập đến hiện thực đúng thật chứ không phải bất kỳ hiện thực nào mà ta biết/thấy/cảm nhận</w:t>
@@ -1036,10 +1063,13 @@
         <w:t xml:space="preserve"> </w:t>
       </w:r>
       <w:r>
-        <w:t xml:space="preserve">Tinh thần khách quan luôn xác lập sự thích đáng nhưng nếu một người hay một ý niệm </w:t>
+        <w:t xml:space="preserve">Tinh thần khách quan luôn xác lập sự thích đáng nhưng nếu một </w:t>
       </w:r>
       <w:r>
         <w:lastRenderedPageBreak/>
+        <w:t xml:space="preserve">người hay một ý niệm </w:t>
+      </w:r>
+      <w:r>
         <w:t xml:space="preserve">nguồn </w:t>
       </w:r>
       <w:r>
@@ -1137,7 +1167,7 @@
             <w:rPr>
               <w:noProof/>
             </w:rPr>
-            <w:t>(Nguyen, Tàng thức và phân tâm học, 2020)</w:t>
+            <w:t>(Nguyen L. , Tàng thức và phân tâm học, 2020)</w:t>
           </w:r>
           <w:r>
             <w:fldChar w:fldCharType="end"/>
@@ -1170,7 +1200,7 @@
             <w:rPr>
               <w:noProof/>
             </w:rPr>
-            <w:t>(Nguyen, Trí tuệ luận, 2023)</w:t>
+            <w:t>(Nguyen L. , Trí tuệ luận, 2023)</w:t>
           </w:r>
           <w:r>
             <w:fldChar w:fldCharType="end"/>
@@ -1355,7 +1385,7 @@
             <w:rPr>
               <w:noProof/>
             </w:rPr>
-            <w:t>(Nguyen, Tàng thức và phân tâm học, 2020)</w:t>
+            <w:t>(Nguyen L. , Tàng thức và phân tâm học, 2020)</w:t>
           </w:r>
           <w:r>
             <w:fldChar w:fldCharType="end"/>
@@ -1488,7 +1518,49 @@
         <w:t>tồn tại</w:t>
       </w:r>
       <w:r>
-        <w:t xml:space="preserve">. Hegel </w:t>
+        <w:t xml:space="preserve"> (</w:t>
+      </w:r>
+      <w:r>
+        <w:rPr>
+          <w:i/>
+        </w:rPr>
+        <w:t>biện minh tồn tại</w:t>
+      </w:r>
+      <w:r>
+        <w:t>)</w:t>
+      </w:r>
+      <w:r>
+        <w:t xml:space="preserve">. </w:t>
+      </w:r>
+      <w:r>
+        <w:t>Lưu ý, mặc dù thuật ngữ “</w:t>
+      </w:r>
+      <w:r>
+        <w:t>biện minh tồn tại</w:t>
+      </w:r>
+      <w:r>
+        <w:t>” xuất hiện nhiều trong nghiên cứu này nhưng nó là thuật ngữ hơi phức tạp</w:t>
+      </w:r>
+      <w:r>
+        <w:t xml:space="preserve"> nên người đọc có thể hiểu nó là biện minh cho sự tồn tại, lý lẽ cho sự tồn tại, lý do cho sự tồn tại, mục đích tồn tại của một thực thể, khát vọng tồn tại của một thực thể</w:t>
+      </w:r>
+      <w:r>
+        <w:t xml:space="preserve">. </w:t>
+      </w:r>
+      <w:r>
+        <w:t xml:space="preserve">Hơn nữa, </w:t>
+      </w:r>
+      <w:r>
+        <w:t>mặc dù biện minh tồn tại được xem như ý lực nhưng nó cũng có thể được xem như động lực/động cơ của ý lực, là cái ngay trước ý lực nhưng cũng không khác ý lực</w:t>
+      </w:r>
+      <w:r>
+        <w:t xml:space="preserve">. </w:t>
+      </w:r>
+      <w:r>
+        <w:t xml:space="preserve">Nói cách khác, biện minh tồn tại là bản thể của ý lực. </w:t>
+      </w:r>
+      <w:r>
+        <w:t xml:space="preserve">Hegel </w:t>
       </w:r>
       <w:sdt>
         <w:sdtPr>
@@ -1644,7 +1716,11 @@
         <w:t xml:space="preserve"> – Dasein theo tiếng Đức. </w:t>
       </w:r>
       <w:r>
-        <w:t xml:space="preserve">Vì vậy sơ hở nếu có của mẹo lừa lý tính là không đề cập đến sự bắt gặp có chủ ý trong muôn ngàn vô tình bị thúc đẩy bởi ý lực mà ý lực của ý niệm và ý lực của tha nhân đều là biện minh của sự tồn tại bằng tự hiện thực hóa và sự tồn tại này là </w:t>
+        <w:t xml:space="preserve">Vì vậy sơ hở nếu có của mẹo lừa lý tính là không đề cập đến sự bắt gặp có chủ ý trong muôn </w:t>
+      </w:r>
+      <w:r>
+        <w:lastRenderedPageBreak/>
+        <w:t xml:space="preserve">ngàn vô tình bị thúc đẩy bởi ý lực mà ý lực của ý niệm và ý lực của tha nhân đều là biện minh của sự tồn tại bằng tự hiện thực hóa và sự tồn tại này là </w:t>
       </w:r>
       <w:r>
         <w:rPr>
@@ -1677,11 +1753,7 @@
         <w:t>biện minh tồn tại</w:t>
       </w:r>
       <w:r>
-        <w:t xml:space="preserve"> của ý niệm và một khi ý niệm có mục đích thì mục đích ấy chuyển hóa thành ý lực nên sẽ không dẫn đến mâu thuẫn về ý lực của ý niệm phái sinh, </w:t>
-      </w:r>
-      <w:r>
-        <w:lastRenderedPageBreak/>
-        <w:t>nhưng hãy lưu ý rằng biện minh tồn tại của một ý niệm sẽ cộng sinh (có thể hiểu là phụ thuộc) với biện minh tồn tại của vô số ý niệm khác.</w:t>
+        <w:t xml:space="preserve"> của ý niệm và một khi ý niệm có mục đích thì mục đích ấy chuyển hóa thành ý lực nên sẽ không dẫn đến mâu thuẫn về ý lực của ý niệm phái sinh, nhưng hãy lưu ý rằng biện minh tồn tại của một ý niệm sẽ cộng sinh (có thể hiểu là phụ thuộc) với biện minh tồn tại của vô số ý niệm khác.</w:t>
       </w:r>
     </w:p>
     <w:p>
@@ -1774,7 +1846,7 @@
             <w:rPr>
               <w:noProof/>
             </w:rPr>
-            <w:t>(Nguyen, Tàng thức và phân tâm học, 2020)</w:t>
+            <w:t>(Nguyen L. , Tàng thức và phân tâm học, 2020)</w:t>
           </w:r>
           <w:r>
             <w:fldChar w:fldCharType="end"/>
@@ -1879,7 +1951,7 @@
             <w:rPr>
               <w:noProof/>
             </w:rPr>
-            <w:t xml:space="preserve"> (Nguyen, Tàng thức và phân tâm học, 2020)</w:t>
+            <w:t xml:space="preserve"> (Nguyen L. , Tàng thức và phân tâm học, 2020)</w:t>
           </w:r>
           <w:r>
             <w:fldChar w:fldCharType="end"/>
@@ -2222,7 +2294,11 @@
         <w:t>,</w:t>
       </w:r>
       <w:r>
-        <w:t xml:space="preserve"> tương đương với cây A tự hiện thực hóa qua </w:t>
+        <w:t xml:space="preserve"> tương đương với cây A tự hiện </w:t>
+      </w:r>
+      <w:r>
+        <w:lastRenderedPageBreak/>
+        <w:t xml:space="preserve">thực hóa qua </w:t>
       </w:r>
       <w:r>
         <w:t xml:space="preserve">vô số ý niệm gồm cả </w:t>
@@ -2267,11 +2343,7 @@
         <w:t xml:space="preserve">này </w:t>
       </w:r>
       <w:r>
-        <w:t xml:space="preserve">được giải thích bởi hai nguyên do sau: 1) “gặp” là khái niệm tương đối vì bong bóng ta là thế giới có nhận thức bao trùm thế giới nhưng ta không cảm nhận </w:t>
-      </w:r>
-      <w:r>
-        <w:lastRenderedPageBreak/>
-        <w:t>hết, 2) cây A tái sinh liên tục và cây A ta gặp sau khi rụng lá không phải là cây A trước đó</w:t>
+        <w:t>được giải thích bởi hai nguyên do sau: 1) “gặp” là khái niệm tương đối vì bong bóng ta là thế giới có nhận thức bao trùm thế giới nhưng ta không cảm nhận hết, 2) cây A tái sinh liên tục và cây A ta gặp sau khi rụng lá không phải là cây A trước đó</w:t>
       </w:r>
       <w:r>
         <w:t xml:space="preserve"> và ta không cần biết cây A lúc rụng lá, lúc chưa rụng lá</w:t>
@@ -2295,7 +2367,19 @@
         <w:t>nhưng tại sao ý niệm A vẫn có tên A</w:t>
       </w:r>
       <w:r>
-        <w:t>? Có thể là tập thuộc tính được ánh xạ của A chưa thay đổi đủ nhiều đối với ta hoặc giả vấn đề này có thể liên quan đến tính không thật của thời gian</w:t>
+        <w:t xml:space="preserve">? Có thể là tập thuộc tính được ánh xạ của A chưa thay đổi đủ nhiều </w:t>
+      </w:r>
+      <w:r>
+        <w:t>để</w:t>
+      </w:r>
+      <w:r>
+        <w:t xml:space="preserve"> ta </w:t>
+      </w:r>
+      <w:r>
+        <w:t xml:space="preserve">nhận biết </w:t>
+      </w:r>
+      <w:r>
+        <w:t>hoặc giả vấn đề này có thể liên quan đến tính không thật của thời gian</w:t>
       </w:r>
       <w:r>
         <w:t>,</w:t>
@@ -2483,7 +2567,16 @@
         <w:t xml:space="preserve"> niệm có vô số bản sao, vô vàn ý niệm phái sinh, và tất cả đều là ý niệm. </w:t>
       </w:r>
       <w:r>
-        <w:t xml:space="preserve">Vì vậy cần đột phá bởi giao thoa ý niệm, ý niệm phái sinh, biến đổi ý niệm, </w:t>
+        <w:t xml:space="preserve">Vì vậy cần đột phá bởi </w:t>
+      </w:r>
+      <w:r>
+        <w:rPr>
+          <w:i/>
+        </w:rPr>
+        <w:t>giao thoa ý niệm</w:t>
+      </w:r>
+      <w:r>
+        <w:t xml:space="preserve">, ý niệm phái sinh, biến đổi ý niệm, </w:t>
       </w:r>
       <w:r>
         <w:t xml:space="preserve">tái sinh ý niệm, </w:t>
@@ -2644,7 +2737,16 @@
         <w:t xml:space="preserve"> </w:t>
       </w:r>
       <w:r>
-        <w:t xml:space="preserve">Ghi chú: vòng tròn tiền thiết định được gọi ngắn gọn là vòng tròn thiết định. </w:t>
+        <w:t xml:space="preserve">Ghi chú: vòng tròn tiền thiết định được gọi ngắn gọn là </w:t>
+      </w:r>
+      <w:r>
+        <w:rPr>
+          <w:i/>
+        </w:rPr>
+        <w:t>vòng tròn thiết định</w:t>
+      </w:r>
+      <w:r>
+        <w:t xml:space="preserve">. </w:t>
       </w:r>
       <w:r>
         <w:t xml:space="preserve">Từ vòng tròn thiết định, Hegel diễn giải lại rằng </w:t>
@@ -2692,7 +2794,11 @@
         <w:t>để cái hiện tồn (ý niệm) có được tự do tự hiện thực hóa chính mình. Hãy lưu ý điểm này, ý lực là tự do, biện minh tồn tại là tự do vì ý lực là biện minh tồn tại</w:t>
       </w:r>
       <w:r>
-        <w:t>, trở lại với phát biểu: mỗi ý niệm đều “là”, “sống trong” hay “ảo tưởng trong” bản sao thế giới của riêng mình mà mỗi bản sao này không thật mà cũng thật, đó là những bong bóng</w:t>
+        <w:t xml:space="preserve">, trở lại với </w:t>
+      </w:r>
+      <w:r>
+        <w:lastRenderedPageBreak/>
+        <w:t>phát biểu: mỗi ý niệm đều “là”, “sống trong” hay “ảo tưởng trong” bản sao thế giới của riêng mình mà mỗi bản sao này không thật mà cũng thật, đó là những bong bóng</w:t>
       </w:r>
       <w:sdt>
         <w:sdtPr>
@@ -2714,7 +2820,7 @@
             <w:rPr>
               <w:noProof/>
             </w:rPr>
-            <w:t xml:space="preserve"> (Nguyen, Tàng thức và phân tâm học, 2020)</w:t>
+            <w:t xml:space="preserve"> (Nguyen L. , Tàng thức và phân tâm học, 2020)</w:t>
           </w:r>
           <w:r>
             <w:fldChar w:fldCharType="end"/>
@@ -2755,7 +2861,6 @@
         <w:t xml:space="preserve">(qua tha nhân) </w:t>
       </w:r>
       <w:r>
-        <w:lastRenderedPageBreak/>
         <w:t>và tự hiện thực hóa là chính mình tự biểu lộ mục đích</w:t>
       </w:r>
       <w:r>
@@ -2809,7 +2914,18 @@
         <w:t xml:space="preserve">Ý chí tự do là hợp nhất của ý chí và tự do vì chúng là hai mặt của đồng tiền mà lõi là biện minh tồn tại. </w:t>
       </w:r>
       <w:r>
-        <w:t xml:space="preserve">Phần này tập trung vào những luận điểm của Hegel về pháp quyền trừu tượng, xem như tạm gác lại trọng tâm </w:t>
+        <w:t xml:space="preserve">Ý chí tự do là </w:t>
+      </w:r>
+      <w:r>
+        <w:t xml:space="preserve">ý lực của con người. </w:t>
+      </w:r>
+      <w:proofErr w:type="gramStart"/>
+      <w:r>
+        <w:t>Phần</w:t>
+      </w:r>
+      <w:proofErr w:type="gramEnd"/>
+      <w:r>
+        <w:t xml:space="preserve"> này tập trung vào những luận điểm của Hegel về pháp quyền trừu tượng, xem như tạm gác lại trọng tâm </w:t>
       </w:r>
       <w:r>
         <w:t xml:space="preserve">học thuyết ý niệm: </w:t>
@@ -3017,6 +3133,27 @@
       <w:r>
         <w:t>.</w:t>
       </w:r>
+      <w:r>
+        <w:t xml:space="preserve"> Lưu ý, thuật ngữ “</w:t>
+      </w:r>
+      <w:r>
+        <w:rPr>
+          <w:i/>
+        </w:rPr>
+        <w:t>bong bóng ý niệm</w:t>
+      </w:r>
+      <w:r>
+        <w:t xml:space="preserve">” được đề xuất vì bong bóng không khác ý niệm khi ý niệm được hình dung như cái bong bóng, đó là </w:t>
+      </w:r>
+      <w:r>
+        <w:rPr>
+          <w:i/>
+        </w:rPr>
+        <w:t>bong bóng vũ trụ</w:t>
+      </w:r>
+      <w:r>
+        <w:t>.</w:t>
+      </w:r>
     </w:p>
     <w:p>
       <w:pPr>
@@ -3275,6 +3412,13 @@
         <w:t xml:space="preserve"> </w:t>
       </w:r>
       <w:r>
+        <w:t xml:space="preserve">Vui lòng chú ý hai thuật ngữ quan trọng là </w:t>
+      </w:r>
+      <w:r>
+        <w:lastRenderedPageBreak/>
+        <w:t xml:space="preserve">“tự-mình” và “cho-mình”. </w:t>
+      </w:r>
+      <w:r>
         <w:t xml:space="preserve">Về vấn đề ý chí phiên dịch cái chủ quan thành tính khách quan qua các hoạt động trung giới của tư duy, Hegel giải thích rằng “hoạt động của ý chí bao gồm việc vượt bỏ sự mâu thuẫn giữa tính chủ quan và khách quan và phiên dịch những mục đích </w:t>
       </w:r>
       <w:r>
@@ -3341,11 +3485,7 @@
         <w:t xml:space="preserve">lại </w:t>
       </w:r>
       <w:r>
-        <w:t xml:space="preserve">học thuyết ý niệm một cách đơn giản, “ý niệm cái cây” mà mà ta “hình dung”, “nêu thành khái niệm” trong suy nghĩ cũng là “cái cây bên ngoài” nếu </w:t>
-      </w:r>
-      <w:r>
-        <w:lastRenderedPageBreak/>
-        <w:t>nó đúng thật, hợp lý tính, đối với ta, trong biện minh tồn tại của ta, trong bong bóng ta</w:t>
+        <w:t>học thuyết ý niệm một cách đơn giản, “ý niệm cái cây” mà mà ta “hình dung”, “nêu thành khái niệm” trong suy nghĩ cũng là “cái cây bên ngoài” nếu nó đúng thật, hợp lý tính, đối với ta, trong biện minh tồn tại của ta, trong bong bóng ta</w:t>
       </w:r>
       <w:r>
         <w:t xml:space="preserve"> (nên cũng chính là ta)</w:t>
@@ -3762,6 +3902,18 @@
       </w:r>
       <w:r>
         <w:t xml:space="preserve">). </w:t>
+      </w:r>
+      <w:r>
+        <w:t>Vui lòng chú ý m</w:t>
+      </w:r>
+      <w:r>
+        <w:t>ệnh đề “</w:t>
+      </w:r>
+      <w:r>
+        <w:t>hợp lý tính</w:t>
+      </w:r>
+      <w:r>
+        <w:t xml:space="preserve"> là sự đồng nhất của cái đồng nhất và cái không đồng nhất” là một nguyên lý cực kỳ quan trọng của Hegel. </w:t>
       </w:r>
       <w:r>
         <w:t>Hegel phát biểu “chính tự ý thức thông qua tư duy, lĩnh hội chính mình như bản chất, qua đó giải thoát mình khỏi cái không đúng thật, mới tạo nên nguyên lý của pháp quyền, luân lý và trật tự”</w:t>
@@ -3797,13 +3949,29 @@
         <w:t xml:space="preserve"> với lưu ý, tư duy là phương tiện của ý chí để ý niệm tự ý thức và ý chí là biện minh tồn tại của ý niệm. </w:t>
       </w:r>
       <w:r>
-        <w:t>Tất nhiên tự do không tách rời ý chí nên tự do không phải muốn làm gì thì làm</w:t>
+        <w:t xml:space="preserve">Tất nhiên </w:t>
+      </w:r>
+      <w:r>
+        <w:lastRenderedPageBreak/>
+        <w:t>tự do không tách rời ý chí nên tự do không phải muốn làm gì thì làm</w:t>
       </w:r>
       <w:r>
         <w:t>;</w:t>
       </w:r>
       <w:r>
-        <w:t xml:space="preserve"> ta cần phân tích tự do của ý chí không phải là tự do tùy tiện với nội hàm hợp lý tính của ý chí tự do như là biện minh tồn tại của ý niệm</w:t>
+        <w:t xml:space="preserve"> ta cần phân tích tự do của ý chí </w:t>
+      </w:r>
+      <w:r>
+        <w:t>[</w:t>
+      </w:r>
+      <w:r>
+        <w:t>với nội hàm hợp lý tính của ý chí tự do như là biện minh tồn tại của ý niệm</w:t>
+      </w:r>
+      <w:r>
+        <w:t xml:space="preserve">] </w:t>
+      </w:r>
+      <w:r>
+        <w:t>không phải là tự do tùy tiện</w:t>
       </w:r>
       <w:r>
         <w:t xml:space="preserve">. </w:t>
@@ -3827,7 +3995,13 @@
         <w:t>ệ</w:t>
       </w:r>
       <w:r>
-        <w:t>n biến cái tôi thành cái hỗn nham thì ý niệm (cái tôi) không còn có thể tự định nghĩa mình và đương nhiên biện minh tồn tại không tồn tại thì ý niệm không tồn tại, hoặc giả ít nhất hợp lý tính không còn thì ý niệm cũng không đúng thậ</w:t>
+        <w:t xml:space="preserve">n biến cái tôi thành cái hỗn nham thì ý niệm (cái tôi) không còn có thể tự định nghĩa mình và đương nhiên biện minh tồn tại không </w:t>
+      </w:r>
+      <w:r>
+        <w:t xml:space="preserve">còn </w:t>
+      </w:r>
+      <w:r>
+        <w:t>tồn tại thì ý niệm không tồn tại, hoặc giả ít nhất hợp lý tính không còn thì ý niệm cũng không đúng thậ</w:t>
       </w:r>
       <w:r>
         <w:t>t.</w:t>
@@ -3905,14 +4079,7 @@
         <w:rPr>
           <w:i/>
         </w:rPr>
-        <w:t xml:space="preserve">sự tự do lựa chọn của tôi sao cho có thể cùng tồn tại với sự tự do lựa </w:t>
-      </w:r>
-      <w:r>
-        <w:rPr>
-          <w:i/>
-        </w:rPr>
-        <w:lastRenderedPageBreak/>
-        <w:t>chọn của người khác</w:t>
+        <w:t>sự tự do lựa chọn của tôi sao cho có thể cùng tồn tại với sự tự do lựa chọn của người khác</w:t>
       </w:r>
       <w:r>
         <w:t xml:space="preserve">”. Hegel phê phán pháp quyền của Kant </w:t>
@@ -3972,7 +4139,19 @@
         <w:t>đến</w:t>
       </w:r>
       <w:r>
-        <w:t xml:space="preserve"> định nghĩa pháp quyền Kant “sự tự do lựa chọn của tôi sao cho có thể cùng tồn tại với sự tự do lựa chọn của người khác”, hơn nữa pháp quyền Hegel có vẻ thần bí nhưng liệu có thần bí hay không </w:t>
+        <w:t xml:space="preserve"> định nghĩa pháp quyền Kant “sự tự do lựa chọn của tôi sao cho có thể cùng tồn tại với sự tự do lựa chọn của ngườ</w:t>
+      </w:r>
+      <w:r>
+        <w:t>i khác”.</w:t>
+      </w:r>
+      <w:r>
+        <w:t xml:space="preserve"> </w:t>
+      </w:r>
+      <w:r>
+        <w:t>H</w:t>
+      </w:r>
+      <w:r>
+        <w:t xml:space="preserve">ơn nữa pháp quyền Hegel có vẻ thần bí nhưng liệu có thần bí hay không </w:t>
       </w:r>
       <w:r>
         <w:t>và nếu thần bí thì</w:t>
@@ -4176,7 +4355,7 @@
             <w:rPr>
               <w:noProof/>
             </w:rPr>
-            <w:t>(Nguyen, Tàng thức và phân tâm học, 2020)</w:t>
+            <w:t>(Nguyen L. , Tàng thức và phân tâm học, 2020)</w:t>
           </w:r>
           <w:r>
             <w:fldChar w:fldCharType="end"/>
@@ -4190,7 +4369,15 @@
         <w:t xml:space="preserve">để hiểu </w:t>
       </w:r>
       <w:r>
-        <w:t xml:space="preserve">sự đồng nhất giữa cái toàn thể và cái bộ phận. Hegel không đề cập đến hay không đồng ý với sự độc tôn ý niệm </w:t>
+        <w:t xml:space="preserve">sự đồng nhất giữa cái toàn thể và cái bộ phận. Hegel không đề cập đến hay </w:t>
+      </w:r>
+      <w:r>
+        <w:t xml:space="preserve">có thể </w:t>
+      </w:r>
+      <w:bookmarkStart w:id="0" w:name="_GoBack"/>
+      <w:bookmarkEnd w:id="0"/>
+      <w:r>
+        <w:t xml:space="preserve">không đồng ý với sự độc tôn ý niệm </w:t>
       </w:r>
       <w:r>
         <w:t>(</w:t>
@@ -4320,6 +4507,7 @@
         <w:ind w:firstLine="360"/>
       </w:pPr>
       <w:r>
+        <w:lastRenderedPageBreak/>
         <w:t xml:space="preserve">Cũng cần nhắc lại rằng mọi ý niệm biện minh tồn tại với chính nó hay ý chí tự do của nó đều có thể gán nhãn pháp quyền để </w:t>
       </w:r>
       <w:r>
@@ -4422,11 +4610,7 @@
         <w:t>phổ quát</w:t>
       </w:r>
       <w:r>
-        <w:t xml:space="preserve"> sẽ tự tách rời </w:t>
-      </w:r>
-      <w:r>
-        <w:lastRenderedPageBreak/>
-        <w:t>nó khỏi mọi ý niệm khác (do trừu tượng hóa), phớt lờ hoặc không chấp nhận bản thể của ý niệm khác. Như vậy các pháp quyền phải phân cấp có đỉnh là tinh thần tuyệt đối hay nói cách khác, pháp quyền có trật tự hay trật tự là một cơ sở của pháp quyền trừu tượng.</w:t>
+        <w:t xml:space="preserve"> sẽ tự tách rời nó khỏi mọi ý niệm khác (do trừu tượng hóa), phớt lờ hoặc không chấp nhận bản thể của ý niệm khác. Như vậy các pháp quyền phải phân cấp có đỉnh là tinh thần tuyệt đối hay nói cách khác, pháp quyền có trật tự hay trật tự là một cơ sở của pháp quyền trừu tượng.</w:t>
       </w:r>
       <w:r>
         <w:t xml:space="preserve"> Hegel đề cập đến sự cần thiết của trật tự trong pháp quyền vì</w:t>
@@ -4761,7 +4945,11 @@
         </w:sdtContent>
       </w:sdt>
       <w:r>
-        <w:t xml:space="preserve"> mà ý niệm đã tự khẳng định hợp lý tính của nó trong tiến trình nội tại tự-mình và cho-mình nên công lý của pháp quyền phải truy hồi đến công lý tối cao của tinh thần tuyệt đối mới khẳng định được </w:t>
+        <w:t xml:space="preserve"> mà ý niệm đã tự khẳng định hợp lý tính của nó trong tiến trình nội tại tự-mình và cho-mình nên công lý của pháp quyền phải truy hồi đến công lý tối cao </w:t>
+      </w:r>
+      <w:r>
+        <w:lastRenderedPageBreak/>
+        <w:t xml:space="preserve">của tinh thần tuyệt đối mới khẳng định được </w:t>
       </w:r>
       <w:r>
         <w:rPr>
@@ -4946,11 +5134,7 @@
         <w:t>phổ quát</w:t>
       </w:r>
       <w:r>
-        <w:t xml:space="preserve"> (trừu tượng hóa), đó là tiến trình của vòng tròn thiết định. Ta không thể thấy cái đúng thật đầu tiên vì ta chưa hiểu ý niệm nên cần hiểu ý niệm, nên tiến trình dị biệt </w:t>
-      </w:r>
-      <w:r>
-        <w:lastRenderedPageBreak/>
-        <w:t>càng rời xa càng phân hóa càng phong phú nhưng càng giảm tính đúng thật nên bị kéo trở về tính đúng thật; quy luật vòng tròn thiết định ở chỗ này. Những hình thái tức những quy định ấ</w:t>
+        <w:t xml:space="preserve"> (trừu tượng hóa), đó là tiến trình của vòng tròn thiết định. Ta không thể thấy cái đúng thật đầu tiên vì ta chưa hiểu ý niệm nên cần hiểu ý niệm, nên tiến trình dị biệt càng rời xa càng phân hóa càng phong phú nhưng càng giảm tính đúng thật nên bị kéo trở về tính đúng thật; quy luật vòng tròn thiết định ở chỗ này. Những hình thái tức những quy định ấ</w:t>
       </w:r>
       <w:r>
         <w:t xml:space="preserve">y chính là luân lý và </w:t>
@@ -5085,10 +5269,7 @@
         <w:t xml:space="preserve">của </w:t>
       </w:r>
       <w:r>
-        <w:t>ý niệm pháp quyền</w:t>
-      </w:r>
-      <w:r>
-        <w:t xml:space="preserve"> </w:t>
+        <w:t xml:space="preserve">ý niệm pháp quyền </w:t>
       </w:r>
       <w:r>
         <w:t>(</w:t>
@@ -5415,7 +5596,11 @@
         <w:t>phổ quát</w:t>
       </w:r>
       <w:r>
-        <w:t xml:space="preserve"> và đặc thù nên nếu đạo đức đi xa mãi trên một chiều tuyến tính thì pháp quyền thực định sẽ không còn đúng thật nhưng điều này cũng phi lý nếu như ý niệm hợp lý tính tự-mình và cho-mình trên giả định tinh thần khách quan</w:t>
+        <w:t xml:space="preserve"> và đặc thù nên nếu đạo đức đi xa mãi trên một chiều tuyến tính thì pháp quyền thực định sẽ không còn đúng thật nhưng điều này cũng phi lý nếu như ý niệm hợp lý tính tự-mình và cho-mình </w:t>
+      </w:r>
+      <w:r>
+        <w:lastRenderedPageBreak/>
+        <w:t>trên giả định tinh thần khách quan</w:t>
       </w:r>
       <w:r>
         <w:t>/tinh thần tuyệt đối</w:t>
@@ -5492,11 +5677,7 @@
         <w:t xml:space="preserve"> Luân lý nghiêng về cơ sở trật tự có liên kết và đạo đức nghiêng về cơ sở công lý (hợp lý tính, đúng thật) của pháp quyền trừu tượng.</w:t>
       </w:r>
       <w:r>
-        <w:t xml:space="preserve"> Khi đề cập đến pháp quyền thực định hay </w:t>
-      </w:r>
-      <w:r>
-        <w:lastRenderedPageBreak/>
-        <w:t xml:space="preserve">nhà nước, ý niệm </w:t>
+        <w:t xml:space="preserve"> Khi đề cập đến pháp quyền thực định hay nhà nước, ý niệm </w:t>
       </w:r>
       <w:r>
         <w:t xml:space="preserve">ngầm định </w:t>
@@ -5626,8 +5807,6 @@
       <w:r>
         <w:t xml:space="preserve">bởi </w:t>
       </w:r>
-      <w:bookmarkStart w:id="0" w:name="_GoBack"/>
-      <w:bookmarkEnd w:id="0"/>
       <w:r>
         <w:t xml:space="preserve">kết hợp </w:t>
       </w:r>
@@ -6852,7 +7031,7 @@
 </file>
 
 <file path=customXml/itemProps1.xml><?xml version="1.0" encoding="utf-8"?>
-<ds:datastoreItem xmlns:ds="http://schemas.openxmlformats.org/officeDocument/2006/customXml" ds:itemID="{2B66442B-2010-494B-8947-A969AAB3C3C0}">
+<ds:datastoreItem xmlns:ds="http://schemas.openxmlformats.org/officeDocument/2006/customXml" ds:itemID="{B252039C-4B41-481E-B063-9B71F49DF18C}">
   <ds:schemaRefs>
     <ds:schemaRef ds:uri="http://schemas.openxmlformats.org/officeDocument/2006/bibliography"/>
   </ds:schemaRefs>

--- a/articles/finished/HocThuyetYNiem-vn.docx
+++ b/articles/finished/HocThuyetYNiem-vn.docx
@@ -2914,18 +2914,10 @@
         <w:t xml:space="preserve">Ý chí tự do là hợp nhất của ý chí và tự do vì chúng là hai mặt của đồng tiền mà lõi là biện minh tồn tại. </w:t>
       </w:r>
       <w:r>
-        <w:t xml:space="preserve">Ý chí tự do là </w:t>
-      </w:r>
-      <w:r>
-        <w:t xml:space="preserve">ý lực của con người. </w:t>
-      </w:r>
-      <w:proofErr w:type="gramStart"/>
-      <w:r>
-        <w:t>Phần</w:t>
-      </w:r>
-      <w:proofErr w:type="gramEnd"/>
-      <w:r>
-        <w:t xml:space="preserve"> này tập trung vào những luận điểm của Hegel về pháp quyền trừu tượng, xem như tạm gác lại trọng tâm </w:t>
+        <w:t xml:space="preserve">Ý chí tự do là ý lực của con người. </w:t>
+      </w:r>
+      <w:r>
+        <w:t xml:space="preserve">Phần này tập trung vào những luận điểm của Hegel về pháp quyền trừu tượng, xem như tạm gác lại trọng tâm </w:t>
       </w:r>
       <w:r>
         <w:t xml:space="preserve">học thuyết ý niệm: </w:t>
@@ -3904,16 +3896,19 @@
         <w:t xml:space="preserve">). </w:t>
       </w:r>
       <w:r>
-        <w:t>Vui lòng chú ý m</w:t>
-      </w:r>
-      <w:r>
-        <w:t>ệnh đề “</w:t>
+        <w:t>Vui lòng chú ý mệnh đề “</w:t>
       </w:r>
       <w:r>
         <w:t>hợp lý tính</w:t>
       </w:r>
       <w:r>
-        <w:t xml:space="preserve"> là sự đồng nhất của cái đồng nhất và cái không đồng nhất” là một nguyên lý cực kỳ quan trọng của Hegel. </w:t>
+        <w:t xml:space="preserve"> là sự</w:t>
+      </w:r>
+      <w:r>
+        <w:t>/cái</w:t>
+      </w:r>
+      <w:r>
+        <w:t xml:space="preserve"> đồng nhất của cái đồng nhất và cái không đồng nhất” là một nguyên lý cực kỳ quan trọng của Hegel. </w:t>
       </w:r>
       <w:r>
         <w:t>Hegel phát biểu “chính tự ý thức thông qua tư duy, lĩnh hội chính mình như bản chất, qua đó giải thoát mình khỏi cái không đúng thật, mới tạo nên nguyên lý của pháp quyền, luân lý và trật tự”</w:t>
@@ -3949,11 +3944,11 @@
         <w:t xml:space="preserve"> với lưu ý, tư duy là phương tiện của ý chí để ý niệm tự ý thức và ý chí là biện minh tồn tại của ý niệm. </w:t>
       </w:r>
       <w:r>
-        <w:t xml:space="preserve">Tất nhiên </w:t>
+        <w:t xml:space="preserve">Tất </w:t>
       </w:r>
       <w:r>
         <w:lastRenderedPageBreak/>
-        <w:t>tự do không tách rời ý chí nên tự do không phải muốn làm gì thì làm</w:t>
+        <w:t>nhiên tự do không tách rời ý chí nên tự do không phải muốn làm gì thì làm</w:t>
       </w:r>
       <w:r>
         <w:t>;</w:t>
@@ -3962,13 +3957,7 @@
         <w:t xml:space="preserve"> ta cần phân tích tự do của ý chí </w:t>
       </w:r>
       <w:r>
-        <w:t>[</w:t>
-      </w:r>
-      <w:r>
-        <w:t>với nội hàm hợp lý tính của ý chí tự do như là biện minh tồn tại của ý niệm</w:t>
-      </w:r>
-      <w:r>
-        <w:t xml:space="preserve">] </w:t>
+        <w:t xml:space="preserve">[với nội hàm hợp lý tính của ý chí tự do như là biện minh tồn tại của ý niệm] </w:t>
       </w:r>
       <w:r>
         <w:t>không phải là tự do tùy tiện</w:t>
@@ -4261,7 +4250,10 @@
         <w:t xml:space="preserve">quyền </w:t>
       </w:r>
       <w:r>
-        <w:t>là ý niệm con người</w:t>
+        <w:t>là/đến từ</w:t>
+      </w:r>
+      <w:r>
+        <w:t xml:space="preserve"> ý niệm con người</w:t>
       </w:r>
       <w:r>
         <w:t>/lịch sử</w:t>
@@ -4374,37 +4366,79 @@
       <w:r>
         <w:t xml:space="preserve">có thể </w:t>
       </w:r>
+      <w:r>
+        <w:t xml:space="preserve">không đồng ý với sự độc tôn ý niệm </w:t>
+      </w:r>
+      <w:r>
+        <w:t>(</w:t>
+      </w:r>
+      <w:r>
+        <w:t>mỗi ý niệm là cả thế giới</w:t>
+      </w:r>
+      <w:r>
+        <w:t>)</w:t>
+      </w:r>
+      <w:r>
+        <w:t xml:space="preserve"> nên </w:t>
+      </w:r>
+      <w:r>
+        <w:t xml:space="preserve">có thể hiểu học thuyết của Hegel </w:t>
+      </w:r>
+      <w:r>
+        <w:t xml:space="preserve">rốt cuộc hướng về tinh thần khách quan hay tinh thần tuyệt đối vốn biểu thị </w:t>
+      </w:r>
+      <w:r>
+        <w:t xml:space="preserve">hay ẩn nghĩa </w:t>
+      </w:r>
+      <w:r>
+        <w:t>Chúa Trời.</w:t>
+      </w:r>
+      <w:r>
+        <w:t xml:space="preserve"> </w:t>
+      </w:r>
+      <w:r>
+        <w:t xml:space="preserve">Nhãn “pháp quyền” gán lên ý niệm nên ý niệm được gọi là ý niệm pháp quyền, hay nói cách khác, ý niệm </w:t>
+      </w:r>
+      <w:r>
+        <w:t xml:space="preserve">được xem như </w:t>
+      </w:r>
       <w:bookmarkStart w:id="0" w:name="_GoBack"/>
       <w:bookmarkEnd w:id="0"/>
       <w:r>
-        <w:t xml:space="preserve">không đồng ý với sự độc tôn ý niệm </w:t>
-      </w:r>
-      <w:r>
-        <w:t>(</w:t>
-      </w:r>
-      <w:r>
-        <w:t>mỗi ý niệm là cả thế giới</w:t>
-      </w:r>
-      <w:r>
-        <w:t>)</w:t>
-      </w:r>
-      <w:r>
-        <w:t xml:space="preserve"> nên </w:t>
-      </w:r>
-      <w:r>
-        <w:t xml:space="preserve">có thể hiểu học thuyết của Hegel </w:t>
-      </w:r>
-      <w:r>
-        <w:t xml:space="preserve">rốt cuộc hướng về tinh thần khách quan hay tinh thần tuyệt đối vốn biểu thị </w:t>
-      </w:r>
-      <w:r>
-        <w:t xml:space="preserve">hay ẩn nghĩa </w:t>
-      </w:r>
-      <w:r>
-        <w:t>Chúa Trời.</w:t>
-      </w:r>
-      <w:r>
-        <w:t xml:space="preserve"> Lưu ý, ý niệm trong triết học pháp quyền Hegel luôn là ý niệm đúng thật.</w:t>
+        <w:t>là pháp quyền</w:t>
+      </w:r>
+      <w:r>
+        <w:t>.</w:t>
+      </w:r>
+      <w:r>
+        <w:t xml:space="preserve"> </w:t>
+      </w:r>
+      <w:r>
+        <w:t>Đ</w:t>
+      </w:r>
+      <w:r>
+        <w:t xml:space="preserve">iều này quan trọng vì rằng sau này ta sẽ </w:t>
+      </w:r>
+      <w:r>
+        <w:t>nghiên cứu</w:t>
+      </w:r>
+      <w:r>
+        <w:t xml:space="preserve"> nhà nước với tư cách ý niệm vốn đã là pháp quyền ngay từ lúc ta bắt đầu suy nghiệm sự trải phổ từ pháp quyền trừu tượng đến luân lý đến đạo đức rồi cụ thể hóa đến xã hội dân sự và nhà nước với nhà nước là bản thể. Giả sử và thật sự có ý niệm trừu tượng “pháp quyền” thì cũng sẽ có nhãn “pháp quyền” gán lên ý niệm “</w:t>
+      </w:r>
+      <w:r>
+        <w:t>pháp quyền</w:t>
+      </w:r>
+      <w:r>
+        <w:t>”</w:t>
+      </w:r>
+      <w:r>
+        <w:t xml:space="preserve"> này và tất nhiên ý niệm “pháp quyền” này là pháp quyền</w:t>
+      </w:r>
+      <w:r>
+        <w:t xml:space="preserve">. </w:t>
+      </w:r>
+      <w:r>
+        <w:t>Lưu ý, ý niệm trong triết học pháp quyền Hegel luôn là ý niệm đúng thật.</w:t>
       </w:r>
     </w:p>
     <w:p/>
@@ -4427,6 +4461,7 @@
     </w:p>
     <w:p>
       <w:r>
+        <w:lastRenderedPageBreak/>
         <w:t xml:space="preserve">Nhắc lại triết học pháp quyền nghiên cứu ý niệm pháp quyền đúng thật làm tham chiếu cho pháp quyền thực định và </w:t>
       </w:r>
       <w:r>
@@ -4507,7 +4542,6 @@
         <w:ind w:firstLine="360"/>
       </w:pPr>
       <w:r>
-        <w:lastRenderedPageBreak/>
         <w:t xml:space="preserve">Cũng cần nhắc lại rằng mọi ý niệm biện minh tồn tại với chính nó hay ý chí tự do của nó đều có thể gán nhãn pháp quyền để </w:t>
       </w:r>
       <w:r>
@@ -4915,7 +4949,11 @@
         <w:t>phổ quát</w:t>
       </w:r>
       <w:r>
-        <w:t xml:space="preserve"> và đặc thù nhằm đồng nhất giữa cái đồng nhất (cái trừu tượng hóa tự định nghĩa) và không đồng nhất (sự đậm nét của ý niệm do phân biệt với tha nhân). Quá trình biện chứng cũng nêu bật hợp lý tính hay công lý của pháp quyền cũng như sản sinh vô số ý niệm phái sinh trong quá trình giao thoa ý niệm. Hegel đặt tên phương tiện tư duy của ý chí tự do theo moment biện chứng là khoa học logic hay tư duy tư biện</w:t>
+        <w:t xml:space="preserve"> và đặc thù nhằm đồng nhất giữa cái đồng nhất (cái trừu tượng hóa tự định nghĩa) và không đồng nhất (sự đậm nét của ý niệm do phân </w:t>
+      </w:r>
+      <w:r>
+        <w:lastRenderedPageBreak/>
+        <w:t>biệt với tha nhân). Quá trình biện chứng cũng nêu bật hợp lý tính hay công lý của pháp quyền cũng như sản sinh vô số ý niệm phái sinh trong quá trình giao thoa ý niệm. Hegel đặt tên phương tiện tư duy của ý chí tự do theo moment biện chứng là khoa học logic hay tư duy tư biện</w:t>
       </w:r>
       <w:sdt>
         <w:sdtPr>
@@ -4945,11 +4983,7 @@
         </w:sdtContent>
       </w:sdt>
       <w:r>
-        <w:t xml:space="preserve"> mà ý niệm đã tự khẳng định hợp lý tính của nó trong tiến trình nội tại tự-mình và cho-mình nên công lý của pháp quyền phải truy hồi đến công lý tối cao </w:t>
-      </w:r>
-      <w:r>
-        <w:lastRenderedPageBreak/>
-        <w:t xml:space="preserve">của tinh thần tuyệt đối mới khẳng định được </w:t>
+        <w:t xml:space="preserve"> mà ý niệm đã tự khẳng định hợp lý tính của nó trong tiến trình nội tại tự-mình và cho-mình nên công lý của pháp quyền phải truy hồi đến công lý tối cao của tinh thần tuyệt đối mới khẳng định được </w:t>
       </w:r>
       <w:r>
         <w:rPr>
@@ -5572,7 +5606,11 @@
         <w:t xml:space="preserve"> và </w:t>
       </w:r>
       <w:r>
-        <w:t>khái niệm này sẽ đúng thật vì còn có pháp quyền trừu tượng ở cấp độ thứ nhấ</w:t>
+        <w:t xml:space="preserve">khái niệm này sẽ đúng thật vì còn có </w:t>
+      </w:r>
+      <w:r>
+        <w:lastRenderedPageBreak/>
+        <w:t>pháp quyền trừu tượng ở cấp độ thứ nhấ</w:t>
       </w:r>
       <w:r>
         <w:t>t</w:t>
@@ -5596,11 +5634,7 @@
         <w:t>phổ quát</w:t>
       </w:r>
       <w:r>
-        <w:t xml:space="preserve"> và đặc thù nên nếu đạo đức đi xa mãi trên một chiều tuyến tính thì pháp quyền thực định sẽ không còn đúng thật nhưng điều này cũng phi lý nếu như ý niệm hợp lý tính tự-mình và cho-mình </w:t>
-      </w:r>
-      <w:r>
-        <w:lastRenderedPageBreak/>
-        <w:t>trên giả định tinh thần khách quan</w:t>
+        <w:t xml:space="preserve"> và đặc thù nên nếu đạo đức đi xa mãi trên một chiều tuyến tính thì pháp quyền thực định sẽ không còn đúng thật nhưng điều này cũng phi lý nếu như ý niệm hợp lý tính tự-mình và cho-mình trên giả định tinh thần khách quan</w:t>
       </w:r>
       <w:r>
         <w:t>/tinh thần tuyệt đối</w:t>
@@ -7031,7 +7065,7 @@
 </file>
 
 <file path=customXml/itemProps1.xml><?xml version="1.0" encoding="utf-8"?>
-<ds:datastoreItem xmlns:ds="http://schemas.openxmlformats.org/officeDocument/2006/customXml" ds:itemID="{B252039C-4B41-481E-B063-9B71F49DF18C}">
+<ds:datastoreItem xmlns:ds="http://schemas.openxmlformats.org/officeDocument/2006/customXml" ds:itemID="{77FEF6ED-3E37-44D9-8EFC-048D8A904596}">
   <ds:schemaRefs>
     <ds:schemaRef ds:uri="http://schemas.openxmlformats.org/officeDocument/2006/bibliography"/>
   </ds:schemaRefs>
